--- a/lesson-4.docx
+++ b/lesson-4.docx
@@ -2,6 +2,59 @@
 <file path=word/document.xml><?xml version="1.0" encoding="utf-8"?>
 <w:document xmlns:wpc="http://schemas.microsoft.com/office/word/2010/wordprocessingCanvas" xmlns:cx="http://schemas.microsoft.com/office/drawing/2014/chartex" xmlns:cx1="http://schemas.microsoft.com/office/drawing/2015/9/8/chartex" xmlns:cx2="http://schemas.microsoft.com/office/drawing/2015/10/21/chartex" xmlns:cx3="http://schemas.microsoft.com/office/drawing/2016/5/9/chartex" xmlns:cx4="http://schemas.microsoft.com/office/drawing/2016/5/10/chartex" xmlns:cx5="http://schemas.microsoft.com/office/drawing/2016/5/11/chartex" xmlns:cx6="http://schemas.microsoft.com/office/drawing/2016/5/12/chartex" xmlns:cx7="http://schemas.microsoft.com/office/drawing/2016/5/13/chartex" xmlns:cx8="http://schemas.microsoft.com/office/drawing/2016/5/14/chartex" xmlns:mc="http://schemas.openxmlformats.org/markup-compatibility/2006" xmlns:aink="http://schemas.microsoft.com/office/drawing/2016/ink" xmlns:am3d="http://schemas.microsoft.com/office/drawing/2017/model3d" xmlns:o="urn:schemas-microsoft-com:office:office" xmlns:oel="http://schemas.microsoft.com/office/2019/extlst" xmlns:r="http://schemas.openxmlformats.org/officeDocument/2006/relationships" xmlns:m="http://schemas.openxmlformats.org/officeDocument/2006/math" xmlns:v="urn:schemas-microsoft-com:vml" xmlns:wp14="http://schemas.microsoft.com/office/word/2010/wordprocessingDrawing" xmlns:wp="http://schemas.openxmlformats.org/drawingml/2006/wordprocessingDrawing" xmlns:w10="urn:schemas-microsoft-com:office:word" xmlns:w="http://schemas.openxmlformats.org/wordprocessingml/2006/main" xmlns:w14="http://schemas.microsoft.com/office/word/2010/wordml" xmlns:w15="http://schemas.microsoft.com/office/word/2012/wordml" xmlns:w16cex="http://schemas.microsoft.com/office/word/2018/wordml/cex" xmlns:w16cid="http://schemas.microsoft.com/office/word/2016/wordml/cid" xmlns:w16="http://schemas.microsoft.com/office/word/2018/wordml" xmlns:w16du="http://schemas.microsoft.com/office/word/2023/wordml/word16du" xmlns:w16sdtdh="http://schemas.microsoft.com/office/word/2020/wordml/sdtdatahash" xmlns:w16sdtfl="http://schemas.microsoft.com/office/word/2024/wordml/sdtformatlock" xmlns:w16se="http://schemas.microsoft.com/office/word/2015/wordml/symex" xmlns:wpg="http://schemas.microsoft.com/office/word/2010/wordprocessingGroup" xmlns:wpi="http://schemas.microsoft.com/office/word/2010/wordprocessingInk" xmlns:wne="http://schemas.microsoft.com/office/word/2006/wordml" xmlns:wps="http://schemas.microsoft.com/office/word/2010/wordprocessingShape" mc:Ignorable="w14 w15 w16se w16cid w16 w16cex w16sdtdh w16sdtfl w16du wp14">
   <w:body>
+    <w:p>
+      <w:pPr>
+        <w:rPr>
+          <w:lang w:val="ru-RU"/>
+        </w:rPr>
+      </w:pPr>
+      <w:r>
+        <w:rPr>
+          <w:lang w:val="ru-RU"/>
+        </w:rPr>
+        <w:t>#11 Подход Гераклита: присутствие наблюдателя в реальности – это информация о самой реальности; локальная сборка ("логика") – характеристика мышления, глобальная сборка ("Логос") – характеристика реальности.</w:t>
+      </w:r>
+    </w:p>
+    <w:p>
+      <w:pPr>
+        <w:rPr>
+          <w:lang w:val="ru-RU"/>
+        </w:rPr>
+      </w:pPr>
+      <w:r>
+        <w:rPr>
+          <w:lang w:val="ru-RU"/>
+        </w:rPr>
+        <w:t xml:space="preserve">#12 Апория Зенона "Стрела": первый уровень – движения нет, второй уровень – движение необходимым образом реально и </w:t>
+      </w:r>
+      <w:proofErr w:type="gramStart"/>
+      <w:r>
+        <w:rPr>
+          <w:lang w:val="ru-RU"/>
+        </w:rPr>
+        <w:t>не-реально</w:t>
+      </w:r>
+      <w:proofErr w:type="gramEnd"/>
+      <w:r>
+        <w:rPr>
+          <w:lang w:val="ru-RU"/>
+        </w:rPr>
+        <w:t xml:space="preserve"> одновременно (движение = быть и не быть в точке одновременно). </w:t>
+      </w:r>
+    </w:p>
+    <w:p>
+      <w:pPr>
+        <w:rPr>
+          <w:lang w:val="ru-RU"/>
+        </w:rPr>
+      </w:pPr>
+      <w:r>
+        <w:rPr>
+          <w:lang w:val="ru-RU"/>
+        </w:rPr>
+        <w:t>#13 Конфликт-симбиоз Парменида и Гераклита: при моделировании реальности либо не учитывается факт присутствия наблюдателя, либо теряется смысл понятия "реальность". Возникновение структуры «короткое одеяло в холодную ночь».</w:t>
+      </w:r>
+    </w:p>
     <w:p>
       <w:pPr>
         <w:pStyle w:val="Heading2"/>
@@ -838,6 +891,7 @@
           <w:szCs w:val="24"/>
           <w:lang w:val="ru-RU"/>
         </w:rPr>
+        <w:lastRenderedPageBreak/>
         <w:t>Парменид: Бытие неизменно, не учитывается факт мышления</w:t>
       </w:r>
     </w:p>
@@ -922,7 +976,6 @@
         <w:rPr>
           <w:lang w:val="ru-RU"/>
         </w:rPr>
-        <w:lastRenderedPageBreak/>
         <w:t>Первый такт</w:t>
       </w:r>
     </w:p>

--- a/lesson-4.docx
+++ b/lesson-4.docx
@@ -12,7 +12,19 @@
         <w:rPr>
           <w:lang w:val="ru-RU"/>
         </w:rPr>
-        <w:t>#11 Подход Гераклита: присутствие наблюдателя в реальности – это информация о самой реальности; локальная сборка ("логика") – характеристика мышления, глобальная сборка ("Логос") – характеристика реальности.</w:t>
+        <w:t>#11</w:t>
+      </w:r>
+      <w:r>
+        <w:rPr>
+          <w:lang w:val="ru-RU"/>
+        </w:rPr>
+        <w:t>.</w:t>
+      </w:r>
+      <w:r>
+        <w:rPr>
+          <w:lang w:val="ru-RU"/>
+        </w:rPr>
+        <w:t xml:space="preserve"> Подход Гераклита: присутствие наблюдателя в реальности – это информация о самой реальности; локальная сборка ("логика") – характеристика мышления, глобальная сборка ("Логос") – характеристика реальности.</w:t>
       </w:r>
     </w:p>
     <w:p>
@@ -25,21 +37,19 @@
         <w:rPr>
           <w:lang w:val="ru-RU"/>
         </w:rPr>
-        <w:t xml:space="preserve">#12 Апория Зенона "Стрела": первый уровень – движения нет, второй уровень – движение необходимым образом реально и </w:t>
-      </w:r>
-      <w:proofErr w:type="gramStart"/>
-      <w:r>
-        <w:rPr>
-          <w:lang w:val="ru-RU"/>
-        </w:rPr>
-        <w:t>не-реально</w:t>
-      </w:r>
-      <w:proofErr w:type="gramEnd"/>
-      <w:r>
-        <w:rPr>
-          <w:lang w:val="ru-RU"/>
-        </w:rPr>
-        <w:t xml:space="preserve"> одновременно (движение = быть и не быть в точке одновременно). </w:t>
+        <w:t>#12</w:t>
+      </w:r>
+      <w:r>
+        <w:rPr>
+          <w:lang w:val="ru-RU"/>
+        </w:rPr>
+        <w:t>.</w:t>
+      </w:r>
+      <w:r>
+        <w:rPr>
+          <w:lang w:val="ru-RU"/>
+        </w:rPr>
+        <w:t xml:space="preserve"> Апория Зенона "Стрела": первый уровень – движения нет, второй уровень – движение необходимым образом реально и не-реально одновременно (движение = быть и не быть в точке одновременно). </w:t>
       </w:r>
     </w:p>
     <w:p>
@@ -52,7 +62,16 @@
         <w:rPr>
           <w:lang w:val="ru-RU"/>
         </w:rPr>
-        <w:t>#13 Конфликт-симбиоз Парменида и Гераклита: при моделировании реальности либо не учитывается факт присутствия наблюдателя, либо теряется смысл понятия "реальность". Возникновение структуры «короткое одеяло в холодную ночь».</w:t>
+        <w:t>#13</w:t>
+      </w:r>
+      <w:r>
+        <w:t>.</w:t>
+      </w:r>
+      <w:r>
+        <w:rPr>
+          <w:lang w:val="ru-RU"/>
+        </w:rPr>
+        <w:t xml:space="preserve"> Конфликт-симбиоз Парменида и Гераклита: при моделировании реальности либо не учитывается факт присутствия наблюдателя, либо теряется смысл понятия "реальность". Возникновение структуры «короткое одеяло в холодную ночь».</w:t>
       </w:r>
     </w:p>
     <w:p>
@@ -201,7 +220,6 @@
           <w:szCs w:val="24"/>
         </w:rPr>
       </w:pPr>
-      <w:proofErr w:type="spellStart"/>
       <w:r>
         <w:rPr>
           <w:rFonts w:ascii="Times New Roman" w:hAnsi="Times New Roman" w:cs="Times New Roman"/>
@@ -210,31 +228,8 @@
           <w:sz w:val="24"/>
           <w:szCs w:val="24"/>
         </w:rPr>
-        <w:t>Ахиллес</w:t>
-      </w:r>
-      <w:proofErr w:type="spellEnd"/>
-      <w:r>
-        <w:rPr>
-          <w:rFonts w:ascii="Times New Roman" w:hAnsi="Times New Roman" w:cs="Times New Roman"/>
-          <w:b/>
-          <w:bCs/>
-          <w:sz w:val="24"/>
-          <w:szCs w:val="24"/>
-        </w:rPr>
-        <w:t xml:space="preserve"> и </w:t>
-      </w:r>
-      <w:proofErr w:type="spellStart"/>
-      <w:r>
-        <w:rPr>
-          <w:rFonts w:ascii="Times New Roman" w:hAnsi="Times New Roman" w:cs="Times New Roman"/>
-          <w:b/>
-          <w:bCs/>
-          <w:sz w:val="24"/>
-          <w:szCs w:val="24"/>
-        </w:rPr>
-        <w:t>черепаха</w:t>
-      </w:r>
-      <w:proofErr w:type="spellEnd"/>
+        <w:t>Ахиллес и черепаха</w:t>
+      </w:r>
     </w:p>
     <w:p>
       <w:pPr>
@@ -250,7 +245,6 @@
           <w:szCs w:val="24"/>
         </w:rPr>
       </w:pPr>
-      <w:proofErr w:type="spellStart"/>
       <w:r>
         <w:rPr>
           <w:rFonts w:ascii="Times New Roman" w:hAnsi="Times New Roman" w:cs="Times New Roman"/>
@@ -261,7 +255,6 @@
         </w:rPr>
         <w:t>Дихотомия</w:t>
       </w:r>
-      <w:proofErr w:type="spellEnd"/>
     </w:p>
     <w:p>
       <w:pPr>
@@ -277,7 +270,6 @@
           <w:szCs w:val="24"/>
         </w:rPr>
       </w:pPr>
-      <w:proofErr w:type="spellStart"/>
       <w:r>
         <w:rPr>
           <w:rFonts w:ascii="Times New Roman" w:hAnsi="Times New Roman" w:cs="Times New Roman"/>
@@ -288,7 +280,6 @@
         </w:rPr>
         <w:t>Стрела</w:t>
       </w:r>
-      <w:proofErr w:type="spellEnd"/>
     </w:p>
     <w:p>
       <w:pPr>
@@ -727,27 +718,7 @@
           <w:szCs w:val="24"/>
           <w:lang w:val="ru-RU"/>
         </w:rPr>
-        <w:t xml:space="preserve">анализе как в инструменте естествознания. Может </w:t>
-      </w:r>
-      <w:proofErr w:type="spellStart"/>
-      <w:r>
-        <w:rPr>
-          <w:rFonts w:ascii="Times New Roman" w:hAnsi="Times New Roman" w:cs="Times New Roman"/>
-          <w:sz w:val="24"/>
-          <w:szCs w:val="24"/>
-          <w:lang w:val="ru-RU"/>
-        </w:rPr>
-        <w:t>матан</w:t>
-      </w:r>
-      <w:proofErr w:type="spellEnd"/>
-      <w:r>
-        <w:rPr>
-          <w:rFonts w:ascii="Times New Roman" w:hAnsi="Times New Roman" w:cs="Times New Roman"/>
-          <w:sz w:val="24"/>
-          <w:szCs w:val="24"/>
-          <w:lang w:val="ru-RU"/>
-        </w:rPr>
-        <w:t xml:space="preserve"> имеет дело с абстрактной конструкцией, а не с настоящей сутью движения? Стрела </w:t>
+        <w:t xml:space="preserve">анализе как в инструменте естествознания. Может матан имеет дело с абстрактной конструкцией, а не с настоящей сутью движения? Стрела </w:t>
       </w:r>
       <w:r>
         <w:rPr>
@@ -1004,47 +975,7 @@
           <w:szCs w:val="24"/>
           <w:lang w:val="ru-RU"/>
         </w:rPr>
-        <w:t xml:space="preserve"> первый такт философской мысли, самая древняя философия, называемая разными именами: </w:t>
-      </w:r>
-      <w:proofErr w:type="spellStart"/>
-      <w:r>
-        <w:rPr>
-          <w:rFonts w:ascii="Times New Roman" w:hAnsi="Times New Roman" w:cs="Times New Roman"/>
-          <w:sz w:val="24"/>
-          <w:szCs w:val="24"/>
-          <w:lang w:val="ru-RU"/>
-        </w:rPr>
-        <w:t>доафинская</w:t>
-      </w:r>
-      <w:proofErr w:type="spellEnd"/>
-      <w:r>
-        <w:rPr>
-          <w:rFonts w:ascii="Times New Roman" w:hAnsi="Times New Roman" w:cs="Times New Roman"/>
-          <w:sz w:val="24"/>
-          <w:szCs w:val="24"/>
-          <w:lang w:val="ru-RU"/>
-        </w:rPr>
-        <w:t xml:space="preserve">, </w:t>
-      </w:r>
-      <w:proofErr w:type="spellStart"/>
-      <w:r>
-        <w:rPr>
-          <w:rFonts w:ascii="Times New Roman" w:hAnsi="Times New Roman" w:cs="Times New Roman"/>
-          <w:sz w:val="24"/>
-          <w:szCs w:val="24"/>
-          <w:lang w:val="ru-RU"/>
-        </w:rPr>
-        <w:t>досократики</w:t>
-      </w:r>
-      <w:proofErr w:type="spellEnd"/>
-      <w:r>
-        <w:rPr>
-          <w:rFonts w:ascii="Times New Roman" w:hAnsi="Times New Roman" w:cs="Times New Roman"/>
-          <w:sz w:val="24"/>
-          <w:szCs w:val="24"/>
-          <w:lang w:val="ru-RU"/>
-        </w:rPr>
-        <w:t>, космологи и т</w:t>
+        <w:t xml:space="preserve"> первый такт философской мысли, самая древняя философия, называемая разными именами: доафинская, досократики, космологи и т</w:t>
       </w:r>
       <w:r>
         <w:rPr>
